--- a/01 Tanakh/02 Nevi_im/01 Former Prophets/09 Melekhim/Melekhim 04.docx
+++ b/01 Tanakh/02 Nevi_im/01 Former Prophets/09 Melekhim/Melekhim 04.docx
@@ -22,7 +22,7 @@
           <w:szCs w:val="24"/>
           <w:rtl w:val="0"/>
         </w:rPr>
-        <w:t xml:space="preserve">(Book Title)</w:t>
+        <w:t xml:space="preserve">Melekhim</w:t>
       </w:r>
     </w:p>
     <w:p>
@@ -43,7 +43,12 @@
           <w:szCs w:val="40"/>
           <w:rtl w:val="0"/>
         </w:rPr>
-        <w:t xml:space="preserve">1</w:t>
+        <w:t xml:space="preserve">4</w:t>
+      </w:r>
+      <w:r>
+        <w:rPr>
+          <w:rtl w:val="0"/>
+        </w:rPr>
       </w:r>
     </w:p>
     <w:p>
@@ -84,238 +89,692 @@
     </w:p>
     <w:p>
       <w:pPr>
-        <w:ind w:firstLine="720"/>
+        <w:ind w:left="0" w:firstLine="0"/>
+        <w:rPr>
+          <w:sz w:val="24"/>
+          <w:szCs w:val="24"/>
+        </w:rPr>
+      </w:pPr>
+      <w:r>
+        <w:rPr>
+          <w:rtl w:val="0"/>
+        </w:rPr>
+      </w:r>
+    </w:p>
+    <w:p>
+      <w:pPr>
+        <w:numPr>
+          <w:ilvl w:val="0"/>
+          <w:numId w:val="1"/>
+        </w:numPr>
+        <w:ind w:left="720" w:hanging="360"/>
+        <w:rPr>
+          <w:sz w:val="24"/>
+          <w:szCs w:val="24"/>
+          <w:u w:val="none"/>
+        </w:rPr>
+      </w:pPr>
+      <w:r>
+        <w:rPr>
+          <w:sz w:val="24"/>
+          <w:szCs w:val="24"/>
+          <w:rtl w:val="0"/>
+        </w:rPr>
+        <w:t xml:space="preserve">King Shlomo was king over all Isra’el,</w:t>
+      </w:r>
+    </w:p>
+    <w:p>
+      <w:pPr>
+        <w:numPr>
+          <w:ilvl w:val="0"/>
+          <w:numId w:val="1"/>
+        </w:numPr>
+        <w:ind w:left="720" w:hanging="360"/>
+        <w:rPr>
+          <w:sz w:val="24"/>
+          <w:szCs w:val="24"/>
+          <w:u w:val="none"/>
+        </w:rPr>
+      </w:pPr>
+      <w:r>
+        <w:rPr>
+          <w:sz w:val="24"/>
+          <w:szCs w:val="24"/>
+          <w:rtl w:val="0"/>
+        </w:rPr>
+        <w:t xml:space="preserve">and these were his high officials: ‘Azaryah the son of Tzadok, the cohen;</w:t>
+      </w:r>
+    </w:p>
+    <w:p>
+      <w:pPr>
+        <w:numPr>
+          <w:ilvl w:val="0"/>
+          <w:numId w:val="1"/>
+        </w:numPr>
+        <w:ind w:left="720" w:hanging="360"/>
+        <w:rPr>
+          <w:sz w:val="24"/>
+          <w:szCs w:val="24"/>
+          <w:u w:val="none"/>
+        </w:rPr>
+      </w:pPr>
+      <w:r>
+        <w:rPr>
+          <w:sz w:val="24"/>
+          <w:szCs w:val="24"/>
+          <w:rtl w:val="0"/>
+        </w:rPr>
+        <w:t xml:space="preserve">Elichoref and Achiyah the sons of Shisha, secretaries; Y’hoshafat the son of Achilud, secretary of state;</w:t>
+      </w:r>
+    </w:p>
+    <w:p>
+      <w:pPr>
+        <w:numPr>
+          <w:ilvl w:val="0"/>
+          <w:numId w:val="1"/>
+        </w:numPr>
+        <w:ind w:left="720" w:hanging="360"/>
+        <w:rPr>
+          <w:sz w:val="24"/>
+          <w:szCs w:val="24"/>
+          <w:u w:val="none"/>
+        </w:rPr>
+      </w:pPr>
+      <w:r>
+        <w:rPr>
+          <w:sz w:val="24"/>
+          <w:szCs w:val="24"/>
+          <w:rtl w:val="0"/>
+        </w:rPr>
+        <w:t xml:space="preserve">B’nayah the son of Y’hoyada, commander of the army; Tzadok and Evyatar, cohanim;</w:t>
+      </w:r>
+    </w:p>
+    <w:p>
+      <w:pPr>
+        <w:numPr>
+          <w:ilvl w:val="0"/>
+          <w:numId w:val="1"/>
+        </w:numPr>
+        <w:ind w:left="720" w:hanging="360"/>
+        <w:rPr>
+          <w:sz w:val="24"/>
+          <w:szCs w:val="24"/>
+          <w:u w:val="none"/>
+        </w:rPr>
+      </w:pPr>
+      <w:r>
+        <w:rPr>
+          <w:sz w:val="24"/>
+          <w:szCs w:val="24"/>
+          <w:rtl w:val="0"/>
+        </w:rPr>
+        <w:t xml:space="preserve">‘Azaryah the son of Natan, chief administrator; Zavud the son of Natan, the king’s trusted counselor;</w:t>
+      </w:r>
+    </w:p>
+    <w:p>
+      <w:pPr>
+        <w:numPr>
+          <w:ilvl w:val="0"/>
+          <w:numId w:val="1"/>
+        </w:numPr>
+        <w:ind w:left="720" w:hanging="360"/>
+        <w:rPr>
+          <w:sz w:val="24"/>
+          <w:szCs w:val="24"/>
+          <w:u w:val="none"/>
+        </w:rPr>
+      </w:pPr>
+      <w:r>
+        <w:rPr>
+          <w:sz w:val="24"/>
+          <w:szCs w:val="24"/>
+          <w:rtl w:val="0"/>
+        </w:rPr>
+        <w:t xml:space="preserve">Achishar, in charge of the palace; Adoniram the son of ‘Avda, in charge of forced labor.</w:t>
+      </w:r>
+    </w:p>
+    <w:p>
+      <w:pPr>
+        <w:numPr>
+          <w:ilvl w:val="0"/>
+          <w:numId w:val="1"/>
+        </w:numPr>
+        <w:ind w:left="720" w:hanging="360"/>
+        <w:rPr>
+          <w:sz w:val="24"/>
+          <w:szCs w:val="24"/>
+          <w:u w:val="none"/>
+        </w:rPr>
+      </w:pPr>
+      <w:r>
+        <w:rPr>
+          <w:sz w:val="24"/>
+          <w:szCs w:val="24"/>
+          <w:rtl w:val="0"/>
+        </w:rPr>
+        <w:t xml:space="preserve">Shlomo had twelve officers over all Isra’el who were in charge of providing food and supplies for the king and his household; each one was in charge of provisions for one month out of the year.</w:t>
+      </w:r>
+    </w:p>
+    <w:p>
+      <w:pPr>
+        <w:numPr>
+          <w:ilvl w:val="0"/>
+          <w:numId w:val="1"/>
+        </w:numPr>
+        <w:ind w:left="720" w:hanging="360"/>
+        <w:rPr>
+          <w:sz w:val="24"/>
+          <w:szCs w:val="24"/>
+          <w:u w:val="none"/>
+        </w:rPr>
+      </w:pPr>
+      <w:r>
+        <w:rPr>
+          <w:sz w:val="24"/>
+          <w:szCs w:val="24"/>
+          <w:rtl w:val="0"/>
+        </w:rPr>
+        <w:t xml:space="preserve">They were: the son of Hur, in the hills of Efrayim;</w:t>
+      </w:r>
+    </w:p>
+    <w:p>
+      <w:pPr>
+        <w:numPr>
+          <w:ilvl w:val="0"/>
+          <w:numId w:val="1"/>
+        </w:numPr>
+        <w:ind w:left="720" w:hanging="360"/>
+        <w:rPr>
+          <w:sz w:val="24"/>
+          <w:szCs w:val="24"/>
+          <w:u w:val="none"/>
+        </w:rPr>
+      </w:pPr>
+      <w:r>
+        <w:rPr>
+          <w:sz w:val="24"/>
+          <w:szCs w:val="24"/>
+          <w:rtl w:val="0"/>
+        </w:rPr>
+        <w:t xml:space="preserve">the son of Deker, in Makatz, Sha‘albim, Beit-Shemesh and Eilon-Beit-Hanan;</w:t>
+      </w:r>
+    </w:p>
+    <w:p>
+      <w:pPr>
+        <w:numPr>
+          <w:ilvl w:val="0"/>
+          <w:numId w:val="1"/>
+        </w:numPr>
+        <w:ind w:left="720" w:hanging="360"/>
+        <w:rPr>
+          <w:sz w:val="24"/>
+          <w:szCs w:val="24"/>
+          <w:u w:val="none"/>
+        </w:rPr>
+      </w:pPr>
+      <w:r>
+        <w:rPr>
+          <w:sz w:val="24"/>
+          <w:szCs w:val="24"/>
+          <w:rtl w:val="0"/>
+        </w:rPr>
+        <w:t xml:space="preserve">the son of Hesed, in Arubot; he also had charge of Sokhoh and all the territory of Hefer;</w:t>
+      </w:r>
+    </w:p>
+    <w:p>
+      <w:pPr>
+        <w:numPr>
+          <w:ilvl w:val="0"/>
+          <w:numId w:val="1"/>
+        </w:numPr>
+        <w:ind w:left="720" w:hanging="360"/>
+        <w:rPr>
+          <w:sz w:val="24"/>
+          <w:szCs w:val="24"/>
+          <w:u w:val="none"/>
+        </w:rPr>
+      </w:pPr>
+      <w:r>
+        <w:rPr>
+          <w:sz w:val="24"/>
+          <w:szCs w:val="24"/>
+          <w:rtl w:val="0"/>
+        </w:rPr>
+        <w:t xml:space="preserve">the son of Avinadav, in all the area of Dor; he had Tafat the daughter of Shlomo as his wife;</w:t>
+      </w:r>
+    </w:p>
+    <w:p>
+      <w:pPr>
+        <w:numPr>
+          <w:ilvl w:val="0"/>
+          <w:numId w:val="1"/>
+        </w:numPr>
+        <w:ind w:left="720" w:hanging="360"/>
+        <w:rPr>
+          <w:sz w:val="24"/>
+          <w:szCs w:val="24"/>
+          <w:u w:val="none"/>
+        </w:rPr>
+      </w:pPr>
+      <w:r>
+        <w:rPr>
+          <w:sz w:val="24"/>
+          <w:szCs w:val="24"/>
+          <w:rtl w:val="0"/>
+        </w:rPr>
+        <w:t xml:space="preserve">Ba‘ana the son of Achilud, in Ta‘anakh, Megiddo, and all Beit-Sh’an by Tzartan below Yizre‘el, from Beit-Sh’an to Avel-M’cholah, as far as beyond Yokme‘am;</w:t>
+      </w:r>
+    </w:p>
+    <w:p>
+      <w:pPr>
+        <w:numPr>
+          <w:ilvl w:val="0"/>
+          <w:numId w:val="1"/>
+        </w:numPr>
+        <w:ind w:left="720" w:hanging="360"/>
+        <w:rPr>
+          <w:sz w:val="24"/>
+          <w:szCs w:val="24"/>
+          <w:u w:val="none"/>
+        </w:rPr>
+      </w:pPr>
+      <w:r>
+        <w:rPr>
+          <w:sz w:val="24"/>
+          <w:szCs w:val="24"/>
+          <w:rtl w:val="0"/>
+        </w:rPr>
+        <w:t xml:space="preserve">the son of Gever, in Ramot-Gil‘ad; he was in charge of the villages of Ya’ir the son of M’nasheh in Gil‘ad and in charge of the region of Argov in Bashan, sixty large cities with walls and bronze bars;</w:t>
+      </w:r>
+    </w:p>
+    <w:p>
+      <w:pPr>
+        <w:numPr>
+          <w:ilvl w:val="0"/>
+          <w:numId w:val="1"/>
+        </w:numPr>
+        <w:ind w:left="720" w:hanging="360"/>
+        <w:rPr>
+          <w:sz w:val="24"/>
+          <w:szCs w:val="24"/>
+          <w:u w:val="none"/>
+        </w:rPr>
+      </w:pPr>
+      <w:r>
+        <w:rPr>
+          <w:sz w:val="24"/>
+          <w:szCs w:val="24"/>
+          <w:rtl w:val="0"/>
+        </w:rPr>
+        <w:t xml:space="preserve">Achinadav the son of ‘Iddo, in Machanayim;</w:t>
+      </w:r>
+    </w:p>
+    <w:p>
+      <w:pPr>
+        <w:numPr>
+          <w:ilvl w:val="0"/>
+          <w:numId w:val="1"/>
+        </w:numPr>
+        <w:ind w:left="720" w:hanging="360"/>
+        <w:rPr>
+          <w:sz w:val="24"/>
+          <w:szCs w:val="24"/>
+          <w:u w:val="none"/>
+        </w:rPr>
+      </w:pPr>
+      <w:r>
+        <w:rPr>
+          <w:sz w:val="24"/>
+          <w:szCs w:val="24"/>
+          <w:rtl w:val="0"/>
+        </w:rPr>
+        <w:t xml:space="preserve">Achima‘atz, in Naftali; he also took Basmat the daughter of Shlomo as his wife;</w:t>
+      </w:r>
+    </w:p>
+    <w:p>
+      <w:pPr>
+        <w:numPr>
+          <w:ilvl w:val="0"/>
+          <w:numId w:val="1"/>
+        </w:numPr>
+        <w:ind w:left="720" w:hanging="360"/>
+        <w:rPr>
+          <w:sz w:val="24"/>
+          <w:szCs w:val="24"/>
+          <w:u w:val="none"/>
+        </w:rPr>
+      </w:pPr>
+      <w:r>
+        <w:rPr>
+          <w:sz w:val="24"/>
+          <w:szCs w:val="24"/>
+          <w:rtl w:val="0"/>
+        </w:rPr>
+        <w:t xml:space="preserve">Ba‘ana the son of Hushai, in Asher and in Alot;</w:t>
+      </w:r>
+    </w:p>
+    <w:p>
+      <w:pPr>
+        <w:numPr>
+          <w:ilvl w:val="0"/>
+          <w:numId w:val="1"/>
+        </w:numPr>
+        <w:ind w:left="720" w:hanging="360"/>
+        <w:rPr>
+          <w:sz w:val="24"/>
+          <w:szCs w:val="24"/>
+          <w:u w:val="none"/>
+        </w:rPr>
+      </w:pPr>
+      <w:r>
+        <w:rPr>
+          <w:sz w:val="24"/>
+          <w:szCs w:val="24"/>
+          <w:rtl w:val="0"/>
+        </w:rPr>
+        <w:t xml:space="preserve">Y’hoshafat the son of Paruach, in Yissakhar;</w:t>
+      </w:r>
+    </w:p>
+    <w:p>
+      <w:pPr>
+        <w:ind w:left="720" w:firstLine="0"/>
+        <w:rPr>
+          <w:sz w:val="24"/>
+          <w:szCs w:val="24"/>
+        </w:rPr>
+      </w:pPr>
+      <w:r>
+        <w:rPr>
+          <w:rtl w:val="0"/>
+        </w:rPr>
+      </w:r>
+    </w:p>
+    <w:p>
+      <w:pPr>
+        <w:ind w:left="720" w:firstLine="0"/>
+        <w:rPr>
+          <w:sz w:val="24"/>
+          <w:szCs w:val="24"/>
+        </w:rPr>
+      </w:pPr>
+      <w:r>
+        <w:rPr>
+          <w:rtl w:val="0"/>
+        </w:rPr>
+      </w:r>
+    </w:p>
+    <w:p>
+      <w:pPr>
+        <w:ind w:left="720" w:firstLine="0"/>
+        <w:rPr>
+          <w:sz w:val="24"/>
+          <w:szCs w:val="24"/>
+        </w:rPr>
+      </w:pPr>
+      <w:r>
+        <w:rPr>
+          <w:rtl w:val="0"/>
+        </w:rPr>
+      </w:r>
+    </w:p>
+    <w:p>
+      <w:pPr>
+        <w:ind w:left="720" w:firstLine="0"/>
+        <w:rPr>
+          <w:sz w:val="24"/>
+          <w:szCs w:val="24"/>
+        </w:rPr>
+      </w:pPr>
+      <w:r>
+        <w:rPr>
+          <w:rtl w:val="0"/>
+        </w:rPr>
+      </w:r>
+    </w:p>
+    <w:p>
+      <w:pPr>
+        <w:ind w:left="720" w:firstLine="0"/>
+        <w:rPr>
+          <w:sz w:val="24"/>
+          <w:szCs w:val="24"/>
+        </w:rPr>
+      </w:pPr>
+      <w:r>
+        <w:rPr>
+          <w:rtl w:val="0"/>
+        </w:rPr>
+      </w:r>
+    </w:p>
+    <w:p>
+      <w:pPr>
+        <w:ind w:left="720" w:firstLine="0"/>
+        <w:rPr>
+          <w:sz w:val="24"/>
+          <w:szCs w:val="24"/>
+        </w:rPr>
+      </w:pPr>
+      <w:r>
+        <w:rPr>
+          <w:rtl w:val="0"/>
+        </w:rPr>
+      </w:r>
+    </w:p>
+    <w:p>
+      <w:pPr>
+        <w:ind w:left="720" w:firstLine="0"/>
+        <w:rPr>
+          <w:sz w:val="24"/>
+          <w:szCs w:val="24"/>
+        </w:rPr>
+      </w:pPr>
+      <w:r>
+        <w:rPr>
+          <w:rtl w:val="0"/>
+        </w:rPr>
+      </w:r>
+    </w:p>
+    <w:p>
+      <w:pPr>
+        <w:jc w:val="center"/>
         <w:rPr>
           <w:b w:val="1"/>
           <w:bCs w:val="1"/>
-          <w:sz w:val="24"/>
-          <w:szCs w:val="24"/>
-        </w:rPr>
-      </w:pPr>
-      <w:r>
-        <w:rPr>
-          <w:rtl w:val="0"/>
-        </w:rPr>
-      </w:r>
-    </w:p>
-    <w:p>
-      <w:pPr>
-        <w:numPr>
-          <w:ilvl w:val="0"/>
-          <w:numId w:val="1"/>
-        </w:numPr>
-        <w:ind w:left="720" w:hanging="360"/>
-        <w:rPr>
-          <w:sz w:val="24"/>
-          <w:szCs w:val="24"/>
-          <w:u w:val="none"/>
-        </w:rPr>
-      </w:pPr>
-      <w:r>
-        <w:rPr>
-          <w:sz w:val="24"/>
-          <w:szCs w:val="24"/>
-          <w:rtl w:val="0"/>
-        </w:rPr>
-        <w:t xml:space="preserve">Text</w:t>
-      </w:r>
-    </w:p>
-    <w:p>
-      <w:pPr>
-        <w:rPr>
-          <w:sz w:val="24"/>
-          <w:szCs w:val="24"/>
-        </w:rPr>
-      </w:pPr>
-      <w:r>
-        <w:rPr>
-          <w:rtl w:val="0"/>
-        </w:rPr>
-      </w:r>
-    </w:p>
-    <w:p>
-      <w:pPr>
-        <w:rPr>
-          <w:sz w:val="24"/>
-          <w:szCs w:val="24"/>
-        </w:rPr>
-      </w:pPr>
-      <w:r>
-        <w:rPr>
-          <w:rtl w:val="0"/>
-        </w:rPr>
-      </w:r>
-    </w:p>
-    <w:p>
-      <w:pPr>
-        <w:ind w:firstLine="720"/>
+          <w:color w:val="999999"/>
+          <w:sz w:val="24"/>
+          <w:szCs w:val="24"/>
+        </w:rPr>
+      </w:pPr>
+      <w:r>
         <w:rPr>
           <w:b w:val="1"/>
           <w:bCs w:val="1"/>
-          <w:sz w:val="24"/>
-          <w:szCs w:val="24"/>
-        </w:rPr>
-      </w:pPr>
-      <w:r>
-        <w:rPr>
-          <w:b w:val="1"/>
-          <w:bCs w:val="1"/>
-          <w:sz w:val="24"/>
-          <w:szCs w:val="24"/>
-          <w:rtl w:val="0"/>
-        </w:rPr>
-        <w:t xml:space="preserve">(Section Title)</w:t>
-      </w:r>
-    </w:p>
-    <w:p>
-      <w:pPr>
-        <w:ind w:firstLine="720"/>
-        <w:rPr>
-          <w:b w:val="1"/>
-          <w:bCs w:val="1"/>
-          <w:sz w:val="24"/>
-          <w:szCs w:val="24"/>
-        </w:rPr>
-      </w:pPr>
-      <w:r>
-        <w:rPr>
-          <w:rtl w:val="0"/>
-        </w:rPr>
-      </w:r>
-    </w:p>
-    <w:p>
-      <w:pPr>
-        <w:numPr>
-          <w:ilvl w:val="0"/>
-          <w:numId w:val="1"/>
-        </w:numPr>
-        <w:ind w:left="720" w:hanging="360"/>
-        <w:rPr>
-          <w:sz w:val="24"/>
-          <w:szCs w:val="24"/>
-          <w:u w:val="none"/>
-        </w:rPr>
-      </w:pPr>
-      <w:r>
-        <w:rPr>
-          <w:sz w:val="24"/>
-          <w:szCs w:val="24"/>
-          <w:rtl w:val="0"/>
-        </w:rPr>
-        <w:t xml:space="preserve">Text</w:t>
-      </w:r>
-    </w:p>
-    <w:p>
-      <w:pPr>
-        <w:rPr>
-          <w:sz w:val="24"/>
-          <w:szCs w:val="24"/>
-        </w:rPr>
-      </w:pPr>
-      <w:r>
-        <w:rPr>
-          <w:rtl w:val="0"/>
-        </w:rPr>
+          <w:color w:val="999999"/>
+          <w:sz w:val="24"/>
+          <w:szCs w:val="24"/>
+          <w:rtl w:val="0"/>
+        </w:rPr>
+        <w:t xml:space="preserve">Melekhim</w:t>
       </w:r>
     </w:p>
     <w:p>
       <w:pPr>
         <w:jc w:val="center"/>
+        <w:rPr>
+          <w:sz w:val="24"/>
+          <w:szCs w:val="24"/>
+        </w:rPr>
+      </w:pPr>
+      <w:r>
         <w:rPr>
           <w:b w:val="1"/>
           <w:bCs w:val="1"/>
           <w:sz w:val="40"/>
           <w:szCs w:val="40"/>
-        </w:rPr>
-      </w:pPr>
-      <w:r>
+          <w:rtl w:val="0"/>
+        </w:rPr>
+        <w:t xml:space="preserve">4</w:t>
+      </w:r>
+      <w:r>
+        <w:rPr>
+          <w:rtl w:val="0"/>
+        </w:rPr>
+      </w:r>
+    </w:p>
+    <w:p>
+      <w:pPr>
+        <w:ind w:left="720" w:firstLine="0"/>
+        <w:rPr>
+          <w:sz w:val="24"/>
+          <w:szCs w:val="24"/>
+        </w:rPr>
+      </w:pPr>
+      <w:r>
+        <w:rPr>
+          <w:rtl w:val="0"/>
+        </w:rPr>
+      </w:r>
+    </w:p>
+    <w:p>
+      <w:pPr>
+        <w:ind w:left="720" w:firstLine="0"/>
+        <w:rPr>
+          <w:sz w:val="24"/>
+          <w:szCs w:val="24"/>
+        </w:rPr>
+      </w:pPr>
+      <w:r>
+        <w:rPr>
+          <w:rtl w:val="0"/>
+        </w:rPr>
+      </w:r>
+    </w:p>
+    <w:p>
+      <w:pPr>
+        <w:numPr>
+          <w:ilvl w:val="0"/>
+          <w:numId w:val="1"/>
+        </w:numPr>
+        <w:ind w:left="720" w:hanging="360"/>
+        <w:rPr>
+          <w:sz w:val="24"/>
+          <w:szCs w:val="24"/>
+          <w:u w:val="none"/>
+        </w:rPr>
+      </w:pPr>
+      <w:r>
+        <w:rPr>
+          <w:sz w:val="24"/>
+          <w:szCs w:val="24"/>
+          <w:rtl w:val="0"/>
+        </w:rPr>
+        <w:t xml:space="preserve">Shim‘i the son of Ela, in Binyamin; and</w:t>
+      </w:r>
+    </w:p>
+    <w:p>
+      <w:pPr>
+        <w:numPr>
+          <w:ilvl w:val="0"/>
+          <w:numId w:val="1"/>
+        </w:numPr>
+        <w:ind w:left="720" w:hanging="360"/>
+        <w:rPr>
+          <w:sz w:val="24"/>
+          <w:szCs w:val="24"/>
+          <w:u w:val="none"/>
+        </w:rPr>
+      </w:pPr>
+      <w:r>
+        <w:rPr>
+          <w:sz w:val="24"/>
+          <w:szCs w:val="24"/>
+          <w:rtl w:val="0"/>
+        </w:rPr>
+        <w:t xml:space="preserve">Gever the son of Uri, in the land of Gil‘ad, the country of Sichon king of the Emori and ‘Og king of Bashan. Over all these, there was one administrator in the land.</w:t>
+      </w:r>
+    </w:p>
+    <w:p>
+      <w:pPr>
+        <w:rPr>
+          <w:sz w:val="24"/>
+          <w:szCs w:val="24"/>
+        </w:rPr>
+      </w:pPr>
+      <w:r>
+        <w:rPr>
+          <w:rtl w:val="0"/>
+        </w:rPr>
+      </w:r>
+    </w:p>
+    <w:p>
+      <w:pPr>
+        <w:rPr>
+          <w:sz w:val="24"/>
+          <w:szCs w:val="24"/>
+        </w:rPr>
+      </w:pPr>
+      <w:r>
+        <w:rPr>
+          <w:rtl w:val="0"/>
+        </w:rPr>
+      </w:r>
+    </w:p>
+    <w:p>
+      <w:pPr>
+        <w:ind w:firstLine="720"/>
         <w:rPr>
           <w:b w:val="1"/>
           <w:bCs w:val="1"/>
-          <w:color w:val="999999"/>
-          <w:sz w:val="24"/>
-          <w:szCs w:val="24"/>
-          <w:rtl w:val="0"/>
-        </w:rPr>
-        <w:t xml:space="preserve">(Book Title)</w:t>
-      </w:r>
-      <w:r>
-        <w:rPr>
-          <w:rtl w:val="0"/>
-        </w:rPr>
-      </w:r>
-    </w:p>
-    <w:p>
-      <w:pPr>
-        <w:jc w:val="center"/>
+          <w:sz w:val="24"/>
+          <w:szCs w:val="24"/>
+        </w:rPr>
+      </w:pPr>
+      <w:r>
         <w:rPr>
           <w:b w:val="1"/>
           <w:bCs w:val="1"/>
-          <w:sz w:val="40"/>
-          <w:szCs w:val="40"/>
-        </w:rPr>
-      </w:pPr>
-      <w:r>
+          <w:sz w:val="24"/>
+          <w:szCs w:val="24"/>
+          <w:rtl w:val="0"/>
+        </w:rPr>
+        <w:t xml:space="preserve">(Section Title)</w:t>
+      </w:r>
+    </w:p>
+    <w:p>
+      <w:pPr>
+        <w:ind w:firstLine="720"/>
         <w:rPr>
           <w:b w:val="1"/>
           <w:bCs w:val="1"/>
-          <w:sz w:val="40"/>
-          <w:szCs w:val="40"/>
-          <w:rtl w:val="0"/>
-        </w:rPr>
-        <w:t xml:space="preserve">1</w:t>
-      </w:r>
-    </w:p>
-    <w:p>
-      <w:pPr>
-        <w:rPr>
-          <w:b w:val="1"/>
-          <w:bCs w:val="1"/>
-          <w:sz w:val="24"/>
-          <w:szCs w:val="24"/>
-        </w:rPr>
-      </w:pPr>
-      <w:r>
-        <w:rPr>
-          <w:rtl w:val="0"/>
-        </w:rPr>
-      </w:r>
-    </w:p>
-    <w:p>
-      <w:pPr>
-        <w:rPr>
-          <w:b w:val="1"/>
-          <w:bCs w:val="1"/>
-          <w:sz w:val="24"/>
-          <w:szCs w:val="24"/>
-        </w:rPr>
-      </w:pPr>
-      <w:r>
-        <w:rPr>
-          <w:rtl w:val="0"/>
-        </w:rPr>
-      </w:r>
-    </w:p>
-    <w:p>
-      <w:pPr>
-        <w:numPr>
-          <w:ilvl w:val="0"/>
-          <w:numId w:val="1"/>
-        </w:numPr>
-        <w:ind w:left="720" w:hanging="360"/>
-        <w:rPr>
-          <w:sz w:val="24"/>
-          <w:szCs w:val="24"/>
-          <w:u w:val="none"/>
-        </w:rPr>
-      </w:pPr>
-      <w:r>
-        <w:rPr>
-          <w:sz w:val="24"/>
-          <w:szCs w:val="24"/>
-          <w:rtl w:val="0"/>
-        </w:rPr>
-        <w:t xml:space="preserve">Text</w:t>
+          <w:sz w:val="24"/>
+          <w:szCs w:val="24"/>
+        </w:rPr>
+      </w:pPr>
+      <w:r>
+        <w:rPr>
+          <w:rtl w:val="0"/>
+        </w:rPr>
+      </w:r>
+    </w:p>
+    <w:p>
+      <w:pPr>
+        <w:numPr>
+          <w:ilvl w:val="0"/>
+          <w:numId w:val="1"/>
+        </w:numPr>
+        <w:ind w:left="720" w:hanging="360"/>
+        <w:rPr>
+          <w:sz w:val="24"/>
+          <w:szCs w:val="24"/>
+          <w:u w:val="none"/>
+        </w:rPr>
+      </w:pPr>
+      <w:r>
+        <w:rPr>
+          <w:sz w:val="24"/>
+          <w:szCs w:val="24"/>
+          <w:rtl w:val="0"/>
+        </w:rPr>
+        <w:t xml:space="preserve">Y’hudah and Isra’el were as numerous as sand grains on the seashore; they ate, drank and enjoyed themselves.</w:t>
       </w:r>
     </w:p>
     <w:sectPr>
